--- a/03. 독점과 알고리즘/Part 4. 미디어와 여론 l 3화 정치 담론의 미디어 조작과 글로벌 담론 전쟁 딥페이크 선거운동 단속과 뉴스 신뢰도 31%.docx
+++ b/03. 독점과 알고리즘/Part 4. 미디어와 여론 l 3화 정치 담론의 미디어 조작과 글로벌 담론 전쟁 딥페이크 선거운동 단속과 뉴스 신뢰도 31%.docx
@@ -68,7 +68,7 @@
         <w:spacing w:after="160" w:line="360" w:lineRule="auto"/>
       </w:pPr>
       <w:r>
-        <w:t xml:space="preserve">프레임이 문제가 되는 순간은 의도적으로 설계될 때입니다. 특정 후보에게 유리한 장면만 반복해 보여 주거나 맥락을 잘라 낸 영상이 퍼지면 사실과 인상 사이의 거리가 벌어집니다. 소셜미디어와 유튜브에서는 이 과정이 훨씬 빠르게 이뤄집니다. 알고리즘이 반응이 큰 장면을 더 멀리 보내기 때문에 자극적인 틀이 조회수에서 유리해집니다.</w:t>
+        <w:t xml:space="preserve">프레임이 문제가 되는 순간은 의도적으로 설계될 때입니다. 우연한 편향과 설계된 편향은 결과가 비슷해 보여도 책임의 무게가 다릅니다. 특정 후보에게 유리한 장면만 반복해 보여 주거나 맥락을 잘라 낸 영상이 퍼지면 사실과 인상 사이의 거리가 벌어집니다. 소셜미디어와 유튜브에서는 이 과정이 훨씬 빠르게 이뤄집니다. 알고리즘이 반응이 큰 장면을 더 멀리 보내기 때문에 자극적인 틀이 조회수에서 유리해집니다.</w:t>
       </w:r>
     </w:p>
     <w:p>
